--- a/StudentGuideModule2/electric_circuits/circ_diag5.docx
+++ b/StudentGuideModule2/electric_circuits/circ_diag5.docx
@@ -1,60 +1,96 @@
 
 <file path=word/document.xml><?xml version="1.0" encoding="utf-8"?>
-<w:document xmlns:wpc="http://schemas.microsoft.com/office/word/2010/wordprocessingCanvas" xmlns:cx="http://schemas.microsoft.com/office/drawing/2014/chartex" xmlns:cx1="http://schemas.microsoft.com/office/drawing/2015/9/8/chartex" xmlns:mc="http://schemas.openxmlformats.org/markup-compatibility/2006" xmlns:o="urn:schemas-microsoft-com:office:office" xmlns:r="http://schemas.openxmlformats.org/officeDocument/2006/relationships" xmlns:m="http://schemas.openxmlformats.org/officeDocument/2006/math" xmlns:v="urn:schemas-microsoft-com:vml" xmlns:wp14="http://schemas.microsoft.com/office/word/2010/wordprocessingDrawing" xmlns:wp="http://schemas.openxmlformats.org/drawingml/2006/wordprocessingDrawing" xmlns:w10="urn:schemas-microsoft-com:office:word" xmlns:w="http://schemas.openxmlformats.org/wordprocessingml/2006/main" xmlns:w14="http://schemas.microsoft.com/office/word/2010/wordml" xmlns:w15="http://schemas.microsoft.com/office/word/2012/wordml" xmlns:w16se="http://schemas.microsoft.com/office/word/2015/wordml/symex" xmlns:wpg="http://schemas.microsoft.com/office/word/2010/wordprocessingGroup" xmlns:wpi="http://schemas.microsoft.com/office/word/2010/wordprocessingInk" xmlns:wne="http://schemas.microsoft.com/office/word/2006/wordml" xmlns:wps="http://schemas.microsoft.com/office/word/2010/wordprocessingShape" mc:Ignorable="w14 w15 w16se wp14">
+<w:document xmlns:wpc="http://schemas.microsoft.com/office/word/2010/wordprocessingCanvas" xmlns:cx="http://schemas.microsoft.com/office/drawing/2014/chartex" xmlns:cx1="http://schemas.microsoft.com/office/drawing/2015/9/8/chartex" xmlns:cx2="http://schemas.microsoft.com/office/drawing/2015/10/21/chartex" xmlns:cx3="http://schemas.microsoft.com/office/drawing/2016/5/9/chartex" xmlns:cx4="http://schemas.microsoft.com/office/drawing/2016/5/10/chartex" xmlns:cx5="http://schemas.microsoft.com/office/drawing/2016/5/11/chartex" xmlns:cx6="http://schemas.microsoft.com/office/drawing/2016/5/12/chartex" xmlns:cx7="http://schemas.microsoft.com/office/drawing/2016/5/13/chartex" xmlns:cx8="http://schemas.microsoft.com/office/drawing/2016/5/14/chartex" xmlns:mc="http://schemas.openxmlformats.org/markup-compatibility/2006" xmlns:aink="http://schemas.microsoft.com/office/drawing/2016/ink" xmlns:am3d="http://schemas.microsoft.com/office/drawing/2017/model3d" xmlns:o="urn:schemas-microsoft-com:office:office" xmlns:oel="http://schemas.microsoft.com/office/2019/extlst" xmlns:r="http://schemas.openxmlformats.org/officeDocument/2006/relationships" xmlns:m="http://schemas.openxmlformats.org/officeDocument/2006/math" xmlns:v="urn:schemas-microsoft-com:vml" xmlns:wp14="http://schemas.microsoft.com/office/word/2010/wordprocessingDrawing" xmlns:wp="http://schemas.openxmlformats.org/drawingml/2006/wordprocessingDrawing" xmlns:w10="urn:schemas-microsoft-com:office:word" xmlns:w="http://schemas.openxmlformats.org/wordprocessingml/2006/main" xmlns:w14="http://schemas.microsoft.com/office/word/2010/wordml" xmlns:w15="http://schemas.microsoft.com/office/word/2012/wordml" xmlns:w16cex="http://schemas.microsoft.com/office/word/2018/wordml/cex" xmlns:w16cid="http://schemas.microsoft.com/office/word/2016/wordml/cid" xmlns:w16="http://schemas.microsoft.com/office/word/2018/wordml" xmlns:w16du="http://schemas.microsoft.com/office/word/2023/wordml/word16du" xmlns:w16sdtdh="http://schemas.microsoft.com/office/word/2020/wordml/sdtdatahash" xmlns:w16sdtfl="http://schemas.microsoft.com/office/word/2024/wordml/sdtformatlock" xmlns:w16se="http://schemas.microsoft.com/office/word/2015/wordml/symex" xmlns:wpg="http://schemas.microsoft.com/office/word/2010/wordprocessingGroup" xmlns:wpi="http://schemas.microsoft.com/office/word/2010/wordprocessingInk" xmlns:wne="http://schemas.microsoft.com/office/word/2006/wordml" xmlns:wps="http://schemas.microsoft.com/office/word/2010/wordprocessingShape" mc:Ignorable="w14 w15 w16se w16cid w16 w16cex w16sdtdh w16sdtfl w16du wp14">
   <w:body>
     <w:p>
-      <w:bookmarkStart w:id="0" w:name="_GoBack"/>
-      <w:bookmarkEnd w:id="0"/>
       <w:r>
         <w:rPr>
-          <w:rFonts w:eastAsiaTheme="minorHAnsi"/>
           <w:noProof/>
         </w:rPr>
         <mc:AlternateContent>
           <mc:Choice Requires="wpg">
             <w:drawing>
-              <wp:anchor distT="0" distB="0" distL="114300" distR="114300" simplePos="0" relativeHeight="251658752" behindDoc="0" locked="0" layoutInCell="1" allowOverlap="1">
+              <wp:anchor distT="0" distB="0" distL="114300" distR="114300" simplePos="0" relativeHeight="251672064" behindDoc="0" locked="0" layoutInCell="1" allowOverlap="1" wp14:anchorId="5C33A479" wp14:editId="0F03DAE7">
                 <wp:simplePos x="0" y="0"/>
                 <wp:positionH relativeFrom="column">
-                  <wp:posOffset>2022475</wp:posOffset>
+                  <wp:posOffset>1079570</wp:posOffset>
                 </wp:positionH>
                 <wp:positionV relativeFrom="paragraph">
-                  <wp:posOffset>1983105</wp:posOffset>
+                  <wp:posOffset>1568450</wp:posOffset>
                 </wp:positionV>
-                <wp:extent cx="297180" cy="271780"/>
-                <wp:effectExtent l="0" t="0" r="0" b="13970"/>
+                <wp:extent cx="240030" cy="222885"/>
+                <wp:effectExtent l="0" t="0" r="26670" b="43815"/>
                 <wp:wrapNone/>
-                <wp:docPr id="3" name="Group 3"/>
+                <wp:docPr id="285542912" name="Group 20"/>
                 <wp:cNvGraphicFramePr/>
                 <a:graphic xmlns:a="http://schemas.openxmlformats.org/drawingml/2006/main">
                   <a:graphicData uri="http://schemas.microsoft.com/office/word/2010/wordprocessingGroup">
                     <wpg:wgp>
                       <wpg:cNvGrpSpPr/>
-                      <wpg:grpSpPr bwMode="auto">
+                      <wpg:grpSpPr>
                         <a:xfrm>
                           <a:off x="0" y="0"/>
-                          <a:ext cx="297180" cy="271780"/>
+                          <a:ext cx="240030" cy="222885"/>
                           <a:chOff x="0" y="0"/>
-                          <a:chExt cx="468" cy="428"/>
+                          <a:chExt cx="240030" cy="222885"/>
                         </a:xfrm>
                       </wpg:grpSpPr>
                       <wps:wsp>
-                        <wps:cNvPr id="46" name="Oval 46"/>
-                        <wps:cNvSpPr>
-                          <a:spLocks noChangeArrowheads="1"/>
-                        </wps:cNvSpPr>
-                        <wps:spPr bwMode="auto">
+                        <wps:cNvPr id="161886821" name="Rectangle 16"/>
+                        <wps:cNvSpPr/>
+                        <wps:spPr>
                           <a:xfrm>
-                            <a:off x="74" y="66"/>
-                            <a:ext cx="319" cy="319"/>
+                            <a:off x="57150" y="64770"/>
+                            <a:ext cx="140970" cy="158115"/>
                           </a:xfrm>
-                          <a:prstGeom prst="ellipse">
+                          <a:prstGeom prst="rect">
                             <a:avLst/>
                           </a:prstGeom>
                           <a:solidFill>
                             <a:schemeClr val="bg1"/>
                           </a:solidFill>
-                          <a:ln w="9525">
+                          <a:ln>
+                            <a:noFill/>
+                          </a:ln>
+                        </wps:spPr>
+                        <wps:style>
+                          <a:lnRef idx="2">
+                            <a:schemeClr val="accent1">
+                              <a:shade val="15000"/>
+                            </a:schemeClr>
+                          </a:lnRef>
+                          <a:fillRef idx="1">
+                            <a:schemeClr val="accent1"/>
+                          </a:fillRef>
+                          <a:effectRef idx="0">
+                            <a:schemeClr val="accent1"/>
+                          </a:effectRef>
+                          <a:fontRef idx="minor">
+                            <a:schemeClr val="lt1"/>
+                          </a:fontRef>
+                        </wps:style>
+                        <wps:bodyPr rot="0" spcFirstLastPara="0" vertOverflow="overflow" horzOverflow="overflow" vert="horz" wrap="square" lIns="91440" tIns="45720" rIns="91440" bIns="45720" numCol="1" spcCol="0" rtlCol="0" fromWordArt="0" anchor="ctr" anchorCtr="0" forceAA="0" compatLnSpc="1">
+                          <a:prstTxWarp prst="textNoShape">
+                            <a:avLst/>
+                          </a:prstTxWarp>
+                          <a:noAutofit/>
+                        </wps:bodyPr>
+                      </wps:wsp>
+                      <wps:wsp>
+                        <wps:cNvPr id="1839918727" name="AutoShape 18"/>
+                        <wps:cNvCnPr>
+                          <a:cxnSpLocks noChangeShapeType="1"/>
+                        </wps:cNvCnPr>
+                        <wps:spPr bwMode="auto">
+                          <a:xfrm>
+                            <a:off x="11430" y="167640"/>
+                            <a:ext cx="228600" cy="0"/>
+                          </a:xfrm>
+                          <a:prstGeom prst="straightConnector1">
+                            <a:avLst/>
+                          </a:prstGeom>
+                          <a:noFill/>
+                          <a:ln w="12700">
                             <a:solidFill>
                               <a:srgbClr val="000000"/>
                             </a:solidFill>
@@ -62,110 +98,212 @@
                             <a:headEnd/>
                             <a:tailEnd/>
                           </a:ln>
+                          <a:extLst>
+                            <a:ext uri="{909E8E84-426E-40DD-AFC4-6F175D3DCCD1}">
+                              <a14:hiddenFill xmlns:a14="http://schemas.microsoft.com/office/drawing/2010/main">
+                                <a:noFill/>
+                              </a14:hiddenFill>
+                            </a:ext>
+                          </a:extLst>
                         </wps:spPr>
-                        <wps:bodyPr rot="0" vert="horz" wrap="square" lIns="91440" tIns="45720" rIns="91440" bIns="45720" anchor="t" anchorCtr="0" upright="1">
-                          <a:noAutofit/>
-                        </wps:bodyPr>
+                        <wps:bodyPr/>
                       </wps:wsp>
                       <wps:wsp>
-                        <wps:cNvPr id="47" name="Text Box 30"/>
-                        <wps:cNvSpPr txBox="1">
-                          <a:spLocks noChangeArrowheads="1"/>
-                        </wps:cNvSpPr>
+                        <wps:cNvPr id="982000698" name="AutoShape 19"/>
+                        <wps:cNvCnPr>
+                          <a:cxnSpLocks noChangeShapeType="1"/>
+                        </wps:cNvCnPr>
                         <wps:spPr bwMode="auto">
-                          <a:xfrm>
-                            <a:off x="0" y="0"/>
-                            <a:ext cx="468" cy="428"/>
+                          <a:xfrm flipV="1">
+                            <a:off x="80010" y="220980"/>
+                            <a:ext cx="91440" cy="1014"/>
                           </a:xfrm>
-                          <a:prstGeom prst="rect">
+                          <a:prstGeom prst="straightConnector1">
                             <a:avLst/>
                           </a:prstGeom>
                           <a:noFill/>
-                          <a:ln>
-                            <a:noFill/>
+                          <a:ln w="12700">
+                            <a:solidFill>
+                              <a:srgbClr val="000000"/>
+                            </a:solidFill>
+                            <a:round/>
+                            <a:headEnd/>
+                            <a:tailEnd/>
                           </a:ln>
                           <a:extLst>
                             <a:ext uri="{909E8E84-426E-40DD-AFC4-6F175D3DCCD1}">
                               <a14:hiddenFill xmlns:a14="http://schemas.microsoft.com/office/drawing/2010/main">
-                                <a:solidFill>
-                                  <a:srgbClr val="FFFFFF"/>
-                                </a:solidFill>
+                                <a:noFill/>
                               </a14:hiddenFill>
-                            </a:ext>
-                            <a:ext uri="{91240B29-F687-4F45-9708-019B960494DF}">
-                              <a14:hiddenLine xmlns:a14="http://schemas.microsoft.com/office/drawing/2010/main" w="9525">
-                                <a:solidFill>
-                                  <a:srgbClr val="000000"/>
-                                </a:solidFill>
-                                <a:miter lim="800000"/>
-                                <a:headEnd/>
-                                <a:tailEnd/>
-                              </a14:hiddenLine>
                             </a:ext>
                           </a:extLst>
                         </wps:spPr>
-                        <wps:txbx>
-                          <w:txbxContent>
-                            <w:p>
-                              <w:pPr>
-                                <w:jc w:val="center"/>
-                                <w:rPr>
-                                  <w:rFonts w:asciiTheme="minorHAnsi" w:hAnsiTheme="minorHAnsi" w:cstheme="minorHAnsi"/>
-                                </w:rPr>
-                              </w:pPr>
-                              <w:r>
-                                <w:rPr>
-                                  <w:rFonts w:asciiTheme="minorHAnsi" w:hAnsiTheme="minorHAnsi" w:cstheme="minorHAnsi"/>
-                                </w:rPr>
-                                <w:t>A</w:t>
-                              </w:r>
-                            </w:p>
-                          </w:txbxContent>
-                        </wps:txbx>
-                        <wps:bodyPr rot="0" vert="horz" wrap="square" lIns="91440" tIns="0" rIns="91440" bIns="0" anchor="ctr" anchorCtr="0" upright="1">
-                          <a:noAutofit/>
-                        </wps:bodyPr>
+                        <wps:bodyPr/>
                       </wps:wsp>
+                      <wps:wsp>
+                        <wps:cNvPr id="676510980" name="AutoShape 18"/>
+                        <wps:cNvCnPr>
+                          <a:cxnSpLocks noChangeShapeType="1"/>
+                        </wps:cNvCnPr>
+                        <wps:spPr bwMode="auto">
+                          <a:xfrm>
+                            <a:off x="11430" y="64770"/>
+                            <a:ext cx="228600" cy="0"/>
+                          </a:xfrm>
+                          <a:prstGeom prst="straightConnector1">
+                            <a:avLst/>
+                          </a:prstGeom>
+                          <a:noFill/>
+                          <a:ln w="12700">
+                            <a:solidFill>
+                              <a:srgbClr val="000000"/>
+                            </a:solidFill>
+                            <a:round/>
+                            <a:headEnd/>
+                            <a:tailEnd/>
+                          </a:ln>
+                          <a:extLst>
+                            <a:ext uri="{909E8E84-426E-40DD-AFC4-6F175D3DCCD1}">
+                              <a14:hiddenFill xmlns:a14="http://schemas.microsoft.com/office/drawing/2010/main">
+                                <a:noFill/>
+                              </a14:hiddenFill>
+                            </a:ext>
+                          </a:extLst>
+                        </wps:spPr>
+                        <wps:bodyPr/>
+                      </wps:wsp>
+                      <wps:wsp>
+                        <wps:cNvPr id="576231048" name="AutoShape 19"/>
+                        <wps:cNvCnPr>
+                          <a:cxnSpLocks noChangeShapeType="1"/>
+                        </wps:cNvCnPr>
+                        <wps:spPr bwMode="auto">
+                          <a:xfrm flipV="1">
+                            <a:off x="80010" y="114300"/>
+                            <a:ext cx="91440" cy="1014"/>
+                          </a:xfrm>
+                          <a:prstGeom prst="straightConnector1">
+                            <a:avLst/>
+                          </a:prstGeom>
+                          <a:noFill/>
+                          <a:ln w="12700">
+                            <a:solidFill>
+                              <a:srgbClr val="000000"/>
+                            </a:solidFill>
+                            <a:round/>
+                            <a:headEnd/>
+                            <a:tailEnd/>
+                          </a:ln>
+                          <a:extLst>
+                            <a:ext uri="{909E8E84-426E-40DD-AFC4-6F175D3DCCD1}">
+                              <a14:hiddenFill xmlns:a14="http://schemas.microsoft.com/office/drawing/2010/main">
+                                <a:noFill/>
+                              </a14:hiddenFill>
+                            </a:ext>
+                          </a:extLst>
+                        </wps:spPr>
+                        <wps:bodyPr/>
+                      </wps:wsp>
+                      <wpg:grpSp>
+                        <wpg:cNvPr id="242116144" name="plus"/>
+                        <wpg:cNvGrpSpPr/>
+                        <wpg:grpSpPr>
+                          <a:xfrm>
+                            <a:off x="0" y="0"/>
+                            <a:ext cx="45720" cy="45720"/>
+                            <a:chOff x="0" y="0"/>
+                            <a:chExt cx="57150" cy="55245"/>
+                          </a:xfrm>
+                        </wpg:grpSpPr>
+                        <wps:wsp>
+                          <wps:cNvPr id="1378675102" name="Straight Connector 17"/>
+                          <wps:cNvCnPr/>
+                          <wps:spPr>
+                            <a:xfrm>
+                              <a:off x="0" y="26670"/>
+                              <a:ext cx="57150" cy="0"/>
+                            </a:xfrm>
+                            <a:prstGeom prst="line">
+                              <a:avLst/>
+                            </a:prstGeom>
+                            <a:ln w="6350">
+                              <a:solidFill>
+                                <a:schemeClr val="tx1"/>
+                              </a:solidFill>
+                            </a:ln>
+                          </wps:spPr>
+                          <wps:style>
+                            <a:lnRef idx="1">
+                              <a:schemeClr val="accent1"/>
+                            </a:lnRef>
+                            <a:fillRef idx="0">
+                              <a:schemeClr val="accent1"/>
+                            </a:fillRef>
+                            <a:effectRef idx="0">
+                              <a:schemeClr val="accent1"/>
+                            </a:effectRef>
+                            <a:fontRef idx="minor">
+                              <a:schemeClr val="tx1"/>
+                            </a:fontRef>
+                          </wps:style>
+                          <wps:bodyPr/>
+                        </wps:wsp>
+                        <wps:wsp>
+                          <wps:cNvPr id="1182054669" name="Straight Connector 18"/>
+                          <wps:cNvCnPr/>
+                          <wps:spPr>
+                            <a:xfrm>
+                              <a:off x="28575" y="0"/>
+                              <a:ext cx="0" cy="55245"/>
+                            </a:xfrm>
+                            <a:prstGeom prst="line">
+                              <a:avLst/>
+                            </a:prstGeom>
+                            <a:ln w="6350">
+                              <a:solidFill>
+                                <a:schemeClr val="tx1"/>
+                              </a:solidFill>
+                            </a:ln>
+                          </wps:spPr>
+                          <wps:style>
+                            <a:lnRef idx="1">
+                              <a:schemeClr val="accent1"/>
+                            </a:lnRef>
+                            <a:fillRef idx="0">
+                              <a:schemeClr val="accent1"/>
+                            </a:fillRef>
+                            <a:effectRef idx="0">
+                              <a:schemeClr val="accent1"/>
+                            </a:effectRef>
+                            <a:fontRef idx="minor">
+                              <a:schemeClr val="tx1"/>
+                            </a:fontRef>
+                          </wps:style>
+                          <wps:bodyPr/>
+                        </wps:wsp>
+                      </wpg:grpSp>
                     </wpg:wgp>
                   </a:graphicData>
                 </a:graphic>
-                <wp14:sizeRelH relativeFrom="page">
-                  <wp14:pctWidth>0</wp14:pctWidth>
-                </wp14:sizeRelH>
-                <wp14:sizeRelV relativeFrom="margin">
-                  <wp14:pctHeight>0</wp14:pctHeight>
-                </wp14:sizeRelV>
               </wp:anchor>
             </w:drawing>
           </mc:Choice>
           <mc:Fallback>
             <w:pict>
-              <v:group id="Group 3" o:spid="_x0000_s1026" style="position:absolute;margin-left:159.25pt;margin-top:156.15pt;width:23.4pt;height:21.4pt;z-index:251658752;mso-height-relative:margin" coordsize="468,428" o:gfxdata="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">
-                <v:oval id="Oval 46" o:spid="_x0000_s1027" style="position:absolute;left:74;top:66;width:319;height:319;visibility:visible;mso-wrap-style:square;v-text-anchor:top" o:gfxdata="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" fillcolor="white [3212]"/>
-                <v:shapetype id="_x0000_t202" coordsize="21600,21600" o:spt="202" path="m,l,21600r21600,l21600,xe">
-                  <v:stroke joinstyle="miter"/>
-                  <v:path gradientshapeok="t" o:connecttype="rect"/>
+              <v:group w14:anchorId="22E15ABE" id="Group 20" o:spid="_x0000_s1026" style="position:absolute;margin-left:85pt;margin-top:123.5pt;width:18.9pt;height:17.55pt;z-index:251672064" coordsize="240030,222885" o:gfxdata="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">
+                <v:rect id="Rectangle 16" o:spid="_x0000_s1027" style="position:absolute;left:57150;top:64770;width:140970;height:158115;visibility:visible;mso-wrap-style:square;v-text-anchor:middle" o:gfxdata="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" fillcolor="white [3212]" stroked="f" strokeweight="2pt"/>
+                <v:shapetype id="_x0000_t32" coordsize="21600,21600" o:spt="32" o:oned="t" path="m,l21600,21600e" filled="f">
+                  <v:path arrowok="t" fillok="f" o:connecttype="none"/>
+                  <o:lock v:ext="edit" shapetype="t"/>
                 </v:shapetype>
-                <v:shape id="Text Box 30" o:spid="_x0000_s1028" type="#_x0000_t202" style="position:absolute;width:468;height:428;visibility:visible;mso-wrap-style:square;v-text-anchor:middle" o:gfxdata="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" filled="f" stroked="f">
-                  <v:textbox inset=",0,,0">
-                    <w:txbxContent>
-                      <w:p>
-                        <w:pPr>
-                          <w:jc w:val="center"/>
-                          <w:rPr>
-                            <w:rFonts w:asciiTheme="minorHAnsi" w:hAnsiTheme="minorHAnsi" w:cstheme="minorHAnsi"/>
-                          </w:rPr>
-                        </w:pPr>
-                        <w:r>
-                          <w:rPr>
-                            <w:rFonts w:asciiTheme="minorHAnsi" w:hAnsiTheme="minorHAnsi" w:cstheme="minorHAnsi"/>
-                          </w:rPr>
-                          <w:t>A</w:t>
-                        </w:r>
-                      </w:p>
-                    </w:txbxContent>
-                  </v:textbox>
-                </v:shape>
+                <v:shape id="AutoShape 18" o:spid="_x0000_s1028" type="#_x0000_t32" style="position:absolute;left:11430;top:167640;width:228600;height:0;visibility:visible;mso-wrap-style:square" o:connectortype="straight" o:gfxdata="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" strokeweight="1pt"/>
+                <v:shape id="AutoShape 19" o:spid="_x0000_s1029" type="#_x0000_t32" style="position:absolute;left:80010;top:220980;width:91440;height:1014;flip:y;visibility:visible;mso-wrap-style:square" o:connectortype="straight" o:gfxdata="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" strokeweight="1pt"/>
+                <v:shape id="AutoShape 18" o:spid="_x0000_s1030" type="#_x0000_t32" style="position:absolute;left:11430;top:64770;width:228600;height:0;visibility:visible;mso-wrap-style:square" o:connectortype="straight" o:gfxdata="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" strokeweight="1pt"/>
+                <v:shape id="AutoShape 19" o:spid="_x0000_s1031" type="#_x0000_t32" style="position:absolute;left:80010;top:114300;width:91440;height:1014;flip:y;visibility:visible;mso-wrap-style:square" o:connectortype="straight" o:gfxdata="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" strokeweight="1pt"/>
+                <v:group id="plus" o:spid="_x0000_s1032" style="position:absolute;width:45720;height:45720" coordsize="57150,55245" o:gfxdata="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">
+                  <v:line id="Straight Connector 17" o:spid="_x0000_s1033" style="position:absolute;visibility:visible;mso-wrap-style:square" from="0,26670" to="57150,26670" o:connectortype="straight" o:gfxdata="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" strokecolor="black [3213]" strokeweight=".5pt"/>
+                  <v:line id="Straight Connector 18" o:spid="_x0000_s1034" style="position:absolute;visibility:visible;mso-wrap-style:square" from="28575,0" to="28575,55245" o:connectortype="straight" o:gfxdata="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" strokecolor="black [3213]" strokeweight=".5pt"/>
+                </v:group>
               </v:group>
             </w:pict>
           </mc:Fallback>
@@ -179,178 +317,16 @@
         <mc:AlternateContent>
           <mc:Choice Requires="wpg">
             <w:drawing>
-              <wp:anchor distT="0" distB="0" distL="114300" distR="114300" simplePos="0" relativeHeight="251670016" behindDoc="0" locked="0" layoutInCell="1" allowOverlap="1" wp14:anchorId="50F7BF72" wp14:editId="4B786B94">
+              <wp:anchor distT="0" distB="0" distL="114300" distR="114300" simplePos="0" relativeHeight="251645440" behindDoc="0" locked="0" layoutInCell="1" allowOverlap="1" wp14:anchorId="77338AC7" wp14:editId="0F8387CA">
                 <wp:simplePos x="0" y="0"/>
                 <wp:positionH relativeFrom="column">
-                  <wp:posOffset>2731770</wp:posOffset>
+                  <wp:posOffset>1198964</wp:posOffset>
                 </wp:positionH>
                 <wp:positionV relativeFrom="paragraph">
-                  <wp:posOffset>1982816</wp:posOffset>
+                  <wp:posOffset>979714</wp:posOffset>
                 </wp:positionV>
-                <wp:extent cx="297180" cy="271780"/>
-                <wp:effectExtent l="0" t="0" r="0" b="13970"/>
-                <wp:wrapNone/>
-                <wp:docPr id="1" name="Group 1"/>
-                <wp:cNvGraphicFramePr/>
-                <a:graphic xmlns:a="http://schemas.openxmlformats.org/drawingml/2006/main">
-                  <a:graphicData uri="http://schemas.microsoft.com/office/word/2010/wordprocessingGroup">
-                    <wpg:wgp>
-                      <wpg:cNvGrpSpPr/>
-                      <wpg:grpSpPr bwMode="auto">
-                        <a:xfrm>
-                          <a:off x="0" y="0"/>
-                          <a:ext cx="297180" cy="271780"/>
-                          <a:chOff x="0" y="0"/>
-                          <a:chExt cx="468" cy="428"/>
-                        </a:xfrm>
-                      </wpg:grpSpPr>
-                      <wps:wsp>
-                        <wps:cNvPr id="2" name="Oval 2"/>
-                        <wps:cNvSpPr>
-                          <a:spLocks noChangeArrowheads="1"/>
-                        </wps:cNvSpPr>
-                        <wps:spPr bwMode="auto">
-                          <a:xfrm>
-                            <a:off x="74" y="66"/>
-                            <a:ext cx="319" cy="319"/>
-                          </a:xfrm>
-                          <a:prstGeom prst="ellipse">
-                            <a:avLst/>
-                          </a:prstGeom>
-                          <a:solidFill>
-                            <a:schemeClr val="bg1"/>
-                          </a:solidFill>
-                          <a:ln w="9525">
-                            <a:solidFill>
-                              <a:srgbClr val="000000"/>
-                            </a:solidFill>
-                            <a:round/>
-                            <a:headEnd/>
-                            <a:tailEnd/>
-                          </a:ln>
-                        </wps:spPr>
-                        <wps:bodyPr rot="0" vert="horz" wrap="square" lIns="91440" tIns="45720" rIns="91440" bIns="45720" anchor="t" anchorCtr="0" upright="1">
-                          <a:noAutofit/>
-                        </wps:bodyPr>
-                      </wps:wsp>
-                      <wps:wsp>
-                        <wps:cNvPr id="4" name="Text Box 30"/>
-                        <wps:cNvSpPr txBox="1">
-                          <a:spLocks noChangeArrowheads="1"/>
-                        </wps:cNvSpPr>
-                        <wps:spPr bwMode="auto">
-                          <a:xfrm>
-                            <a:off x="0" y="0"/>
-                            <a:ext cx="468" cy="428"/>
-                          </a:xfrm>
-                          <a:prstGeom prst="rect">
-                            <a:avLst/>
-                          </a:prstGeom>
-                          <a:noFill/>
-                          <a:ln>
-                            <a:noFill/>
-                          </a:ln>
-                          <a:extLst>
-                            <a:ext uri="{909E8E84-426E-40DD-AFC4-6F175D3DCCD1}">
-                              <a14:hiddenFill xmlns:a14="http://schemas.microsoft.com/office/drawing/2010/main">
-                                <a:solidFill>
-                                  <a:srgbClr val="FFFFFF"/>
-                                </a:solidFill>
-                              </a14:hiddenFill>
-                            </a:ext>
-                            <a:ext uri="{91240B29-F687-4F45-9708-019B960494DF}">
-                              <a14:hiddenLine xmlns:a14="http://schemas.microsoft.com/office/drawing/2010/main" w="9525">
-                                <a:solidFill>
-                                  <a:srgbClr val="000000"/>
-                                </a:solidFill>
-                                <a:miter lim="800000"/>
-                                <a:headEnd/>
-                                <a:tailEnd/>
-                              </a14:hiddenLine>
-                            </a:ext>
-                          </a:extLst>
-                        </wps:spPr>
-                        <wps:txbx>
-                          <w:txbxContent>
-                            <w:p>
-                              <w:pPr>
-                                <w:jc w:val="center"/>
-                                <w:rPr>
-                                  <w:rFonts w:asciiTheme="minorHAnsi" w:hAnsiTheme="minorHAnsi" w:cstheme="minorHAnsi"/>
-                                </w:rPr>
-                              </w:pPr>
-                              <w:r>
-                                <w:rPr>
-                                  <w:rFonts w:asciiTheme="minorHAnsi" w:hAnsiTheme="minorHAnsi" w:cstheme="minorHAnsi"/>
-                                </w:rPr>
-                                <w:t>A</w:t>
-                              </w:r>
-                            </w:p>
-                          </w:txbxContent>
-                        </wps:txbx>
-                        <wps:bodyPr rot="0" vert="horz" wrap="square" lIns="91440" tIns="0" rIns="91440" bIns="0" anchor="ctr" anchorCtr="0" upright="1">
-                          <a:noAutofit/>
-                        </wps:bodyPr>
-                      </wps:wsp>
-                    </wpg:wgp>
-                  </a:graphicData>
-                </a:graphic>
-                <wp14:sizeRelH relativeFrom="page">
-                  <wp14:pctWidth>0</wp14:pctWidth>
-                </wp14:sizeRelH>
-                <wp14:sizeRelV relativeFrom="margin">
-                  <wp14:pctHeight>0</wp14:pctHeight>
-                </wp14:sizeRelV>
-              </wp:anchor>
-            </w:drawing>
-          </mc:Choice>
-          <mc:Fallback>
-            <w:pict>
-              <v:group w14:anchorId="50F7BF72" id="Group 1" o:spid="_x0000_s1029" style="position:absolute;margin-left:215.1pt;margin-top:156.15pt;width:23.4pt;height:21.4pt;z-index:251670016;mso-height-relative:margin" coordsize="468,428" o:gfxdata="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">
-                <v:oval id="Oval 2" o:spid="_x0000_s1030" style="position:absolute;left:74;top:66;width:319;height:319;visibility:visible;mso-wrap-style:square;v-text-anchor:top" o:gfxdata="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" fillcolor="white [3212]"/>
-                <v:shape id="Text Box 30" o:spid="_x0000_s1031" type="#_x0000_t202" style="position:absolute;width:468;height:428;visibility:visible;mso-wrap-style:square;v-text-anchor:middle" o:gfxdata="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" filled="f" stroked="f">
-                  <v:textbox inset=",0,,0">
-                    <w:txbxContent>
-                      <w:p>
-                        <w:pPr>
-                          <w:jc w:val="center"/>
-                          <w:rPr>
-                            <w:rFonts w:asciiTheme="minorHAnsi" w:hAnsiTheme="minorHAnsi" w:cstheme="minorHAnsi"/>
-                          </w:rPr>
-                        </w:pPr>
-                        <w:r>
-                          <w:rPr>
-                            <w:rFonts w:asciiTheme="minorHAnsi" w:hAnsiTheme="minorHAnsi" w:cstheme="minorHAnsi"/>
-                          </w:rPr>
-                          <w:t>A</w:t>
-                        </w:r>
-                      </w:p>
-                    </w:txbxContent>
-                  </v:textbox>
-                </v:shape>
-              </v:group>
-            </w:pict>
-          </mc:Fallback>
-        </mc:AlternateContent>
-      </w:r>
-      <w:r>
-        <w:rPr>
-          <w:rFonts w:eastAsiaTheme="minorHAnsi"/>
-          <w:noProof/>
-        </w:rPr>
-        <mc:AlternateContent>
-          <mc:Choice Requires="wpg">
-            <w:drawing>
-              <wp:anchor distT="0" distB="0" distL="114300" distR="114300" simplePos="0" relativeHeight="251645440" behindDoc="0" locked="0" layoutInCell="1" allowOverlap="1" wp14:anchorId="77338AC7" wp14:editId="0F5FE8F6">
-                <wp:simplePos x="0" y="0"/>
-                <wp:positionH relativeFrom="column">
-                  <wp:posOffset>966355</wp:posOffset>
-                </wp:positionH>
-                <wp:positionV relativeFrom="paragraph">
-                  <wp:posOffset>980209</wp:posOffset>
-                </wp:positionV>
-                <wp:extent cx="2279650" cy="1375410"/>
-                <wp:effectExtent l="0" t="0" r="25400" b="15240"/>
+                <wp:extent cx="2047240" cy="1375410"/>
+                <wp:effectExtent l="0" t="0" r="10160" b="15240"/>
                 <wp:wrapNone/>
                 <wp:docPr id="193" name="Group 193"/>
                 <wp:cNvGraphicFramePr>
@@ -365,9 +341,9 @@
                       <wpg:grpSpPr bwMode="auto">
                         <a:xfrm>
                           <a:off x="0" y="0"/>
-                          <a:ext cx="2279650" cy="1375410"/>
-                          <a:chOff x="1938" y="10181"/>
-                          <a:chExt cx="3590" cy="2166"/>
+                          <a:ext cx="2047240" cy="1375410"/>
+                          <a:chOff x="2304" y="10181"/>
+                          <a:chExt cx="3224" cy="2166"/>
                         </a:xfrm>
                       </wpg:grpSpPr>
                       <wpg:grpSp>
@@ -377,10 +353,10 @@
                         </wpg:cNvGrpSpPr>
                         <wpg:grpSpPr bwMode="auto">
                           <a:xfrm>
-                            <a:off x="1938" y="10181"/>
-                            <a:ext cx="3590" cy="2166"/>
-                            <a:chOff x="1938" y="10181"/>
-                            <a:chExt cx="3590" cy="2166"/>
+                            <a:off x="2304" y="10181"/>
+                            <a:ext cx="3224" cy="2166"/>
+                            <a:chOff x="2304" y="10181"/>
+                            <a:chExt cx="3224" cy="2166"/>
                           </a:xfrm>
                         </wpg:grpSpPr>
                         <wps:wsp>
@@ -415,84 +391,6 @@
                           </wps:spPr>
                           <wps:bodyPr/>
                         </wps:wsp>
-                        <wpg:grpSp>
-                          <wpg:cNvPr id="196" name="Group 105"/>
-                          <wpg:cNvGrpSpPr>
-                            <a:grpSpLocks/>
-                          </wpg:cNvGrpSpPr>
-                          <wpg:grpSpPr bwMode="auto">
-                            <a:xfrm>
-                              <a:off x="1938" y="11291"/>
-                              <a:ext cx="765" cy="154"/>
-                              <a:chOff x="3930" y="12735"/>
-                              <a:chExt cx="765" cy="154"/>
-                            </a:xfrm>
-                          </wpg:grpSpPr>
-                          <wps:wsp>
-                            <wps:cNvPr id="197" name="AutoShape 106"/>
-                            <wps:cNvCnPr>
-                              <a:cxnSpLocks noChangeShapeType="1"/>
-                            </wps:cNvCnPr>
-                            <wps:spPr bwMode="auto">
-                              <a:xfrm>
-                                <a:off x="3930" y="12735"/>
-                                <a:ext cx="765" cy="0"/>
-                              </a:xfrm>
-                              <a:prstGeom prst="straightConnector1">
-                                <a:avLst/>
-                              </a:prstGeom>
-                              <a:noFill/>
-                              <a:ln w="19050">
-                                <a:solidFill>
-                                  <a:srgbClr val="000000"/>
-                                </a:solidFill>
-                                <a:round/>
-                                <a:headEnd/>
-                                <a:tailEnd/>
-                              </a:ln>
-                              <a:extLst>
-                                <a:ext uri="{909E8E84-426E-40DD-AFC4-6F175D3DCCD1}">
-                                  <a14:hiddenFill xmlns:a14="http://schemas.microsoft.com/office/drawing/2010/main">
-                                    <a:noFill/>
-                                  </a14:hiddenFill>
-                                </a:ext>
-                              </a:extLst>
-                            </wps:spPr>
-                            <wps:bodyPr/>
-                          </wps:wsp>
-                          <wps:wsp>
-                            <wps:cNvPr id="198" name="AutoShape 107"/>
-                            <wps:cNvCnPr>
-                              <a:cxnSpLocks noChangeShapeType="1"/>
-                            </wps:cNvCnPr>
-                            <wps:spPr bwMode="auto">
-                              <a:xfrm flipV="1">
-                                <a:off x="4196" y="12886"/>
-                                <a:ext cx="199" cy="3"/>
-                              </a:xfrm>
-                              <a:prstGeom prst="straightConnector1">
-                                <a:avLst/>
-                              </a:prstGeom>
-                              <a:noFill/>
-                              <a:ln w="19050">
-                                <a:solidFill>
-                                  <a:srgbClr val="000000"/>
-                                </a:solidFill>
-                                <a:round/>
-                                <a:headEnd/>
-                                <a:tailEnd/>
-                              </a:ln>
-                              <a:extLst>
-                                <a:ext uri="{909E8E84-426E-40DD-AFC4-6F175D3DCCD1}">
-                                  <a14:hiddenFill xmlns:a14="http://schemas.microsoft.com/office/drawing/2010/main">
-                                    <a:noFill/>
-                                  </a14:hiddenFill>
-                                </a:ext>
-                              </a:extLst>
-                            </wps:spPr>
-                            <wps:bodyPr/>
-                          </wps:wsp>
-                        </wpg:grpSp>
                         <wpg:grpSp>
                           <wpg:cNvPr id="199" name="Group 108"/>
                           <wpg:cNvGrpSpPr>
@@ -1746,11 +1644,9 @@
                         <wps:txbx>
                           <w:txbxContent>
                             <w:p>
-                              <w:proofErr w:type="gramStart"/>
                               <w:r>
                                 <w:t>a</w:t>
                               </w:r>
-                              <w:proofErr w:type="gramEnd"/>
                             </w:p>
                           </w:txbxContent>
                         </wps:txbx>
@@ -1954,11 +1850,9 @@
                         <wps:txbx>
                           <w:txbxContent>
                             <w:p>
-                              <w:proofErr w:type="gramStart"/>
                               <w:r>
                                 <w:t>b</w:t>
                               </w:r>
-                              <w:proofErr w:type="gramEnd"/>
                             </w:p>
                           </w:txbxContent>
                         </wps:txbx>
@@ -2006,11 +1900,9 @@
                         <wps:txbx>
                           <w:txbxContent>
                             <w:p>
-                              <w:proofErr w:type="gramStart"/>
                               <w:r>
                                 <w:t>c</w:t>
                               </w:r>
-                              <w:proofErr w:type="gramEnd"/>
                             </w:p>
                           </w:txbxContent>
                         </wps:txbx>
@@ -2058,11 +1950,9 @@
                         <wps:txbx>
                           <w:txbxContent>
                             <w:p>
-                              <w:proofErr w:type="gramStart"/>
                               <w:r>
                                 <w:t>e</w:t>
                               </w:r>
-                              <w:proofErr w:type="gramEnd"/>
                             </w:p>
                           </w:txbxContent>
                         </wps:txbx>
@@ -2110,11 +2000,9 @@
                         <wps:txbx>
                           <w:txbxContent>
                             <w:p>
-                              <w:proofErr w:type="gramStart"/>
                               <w:r>
                                 <w:t>d</w:t>
                               </w:r>
-                              <w:proofErr w:type="gramEnd"/>
                             </w:p>
                           </w:txbxContent>
                         </wps:txbx>
@@ -2320,131 +2208,117 @@
           </mc:Choice>
           <mc:Fallback>
             <w:pict>
-              <v:group w14:anchorId="77338AC7" id="Group 193" o:spid="_x0000_s1032" style="position:absolute;margin-left:76.1pt;margin-top:77.2pt;width:179.5pt;height:108.3pt;z-index:251645440" coordorigin="1938,10181" coordsize="3590,2166" o:gfxdata="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">
-                <v:group id="Group 103" o:spid="_x0000_s1033" style="position:absolute;left:1938;top:10181;width:3590;height:2166" coordorigin="1938,10181" coordsize="3590,2166" o:gfxdata="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">
-                  <v:shapetype id="_x0000_t32" coordsize="21600,21600" o:spt="32" o:oned="t" path="m,l21600,21600e" filled="f">
-                    <v:path arrowok="t" fillok="f" o:connecttype="none"/>
-                    <o:lock v:ext="edit" shapetype="t"/>
-                  </v:shapetype>
-                  <v:shape id="AutoShape 104" o:spid="_x0000_s1034" type="#_x0000_t32" style="position:absolute;left:3819;top:10889;width:0;height:499;visibility:visible;mso-wrap-style:square" o:connectortype="straight" o:gfxdata="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"/>
-                  <v:group id="Group 105" o:spid="_x0000_s1035" style="position:absolute;left:1938;top:11291;width:765;height:154" coordorigin="3930,12735" coordsize="765,154" o:gfxdata="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">
-                    <v:shape id="AutoShape 106" o:spid="_x0000_s1036" type="#_x0000_t32" style="position:absolute;left:3930;top:12735;width:765;height:0;visibility:visible;mso-wrap-style:square" o:connectortype="straight" o:gfxdata="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" strokeweight="1.5pt"/>
-                    <v:shape id="AutoShape 107" o:spid="_x0000_s1037" type="#_x0000_t32" style="position:absolute;left:4196;top:12886;width:199;height:3;flip:y;visibility:visible;mso-wrap-style:square" o:connectortype="straight" o:gfxdata="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" strokeweight="1.5pt"/>
-                  </v:group>
-                  <v:group id="Group 108" o:spid="_x0000_s1038" style="position:absolute;left:3821;top:10628;width:580;height:345" coordorigin="5430,12705" coordsize="580,345" o:gfxdata="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">
-                    <v:oval id="Oval 109" o:spid="_x0000_s1039" style="position:absolute;left:5665;top:12705;width:345;height:345;visibility:visible;mso-wrap-style:square;v-text-anchor:top" o:gfxdata="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" strokeweight="1pt"/>
-                    <v:shape id="AutoShape 110" o:spid="_x0000_s1040" type="#_x0000_t32" style="position:absolute;left:5430;top:12795;width:375;height:0;visibility:visible;mso-wrap-style:square" o:connectortype="straight" o:gfxdata="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" strokeweight="1pt"/>
-                    <v:shape id="AutoShape 111" o:spid="_x0000_s1041" type="#_x0000_t32" style="position:absolute;left:5430;top:12970;width:375;height:0;visibility:visible;mso-wrap-style:square" o:connectortype="straight" o:gfxdata="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" strokeweight="1pt"/>
-                    <v:shape id="Freeform 112" o:spid="_x0000_s1042" style="position:absolute;left:5727;top:12799;width:140;height:165;visibility:visible;mso-wrap-style:square;v-text-anchor:top" coordsize="140,193" o:gfxdata="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" path="m73,v38,28,21,18,49,32c95,41,,32,61,44v24,16,29,18,57,24c97,75,74,73,53,80v-20,31,34,27,53,29c81,112,70,109,57,129v4,3,7,7,12,8c105,145,140,136,90,153,74,167,65,170,65,193e" filled="f" strokeweight="1pt">
+              <v:group w14:anchorId="77338AC7" id="Group 193" o:spid="_x0000_s1026" style="position:absolute;margin-left:94.4pt;margin-top:77.15pt;width:161.2pt;height:108.3pt;z-index:251645440" coordorigin="2304,10181" coordsize="3224,2166" o:gfxdata="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">
+                <v:group id="Group 103" o:spid="_x0000_s1027" style="position:absolute;left:2304;top:10181;width:3224;height:2166" coordorigin="2304,10181" coordsize="3224,2166" o:gfxdata="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">
+                  <v:shape id="AutoShape 104" o:spid="_x0000_s1028" type="#_x0000_t32" style="position:absolute;left:3819;top:10889;width:0;height:499;visibility:visible;mso-wrap-style:square" o:connectortype="straight" o:gfxdata="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"/>
+                  <v:group id="Group 108" o:spid="_x0000_s1029" style="position:absolute;left:3821;top:10628;width:580;height:345" coordorigin="5430,12705" coordsize="580,345" o:gfxdata="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">
+                    <v:oval id="Oval 109" o:spid="_x0000_s1030" style="position:absolute;left:5665;top:12705;width:345;height:345;visibility:visible;mso-wrap-style:square;v-text-anchor:top" o:gfxdata="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" strokeweight="1pt"/>
+                    <v:shape id="AutoShape 110" o:spid="_x0000_s1031" type="#_x0000_t32" style="position:absolute;left:5430;top:12795;width:375;height:0;visibility:visible;mso-wrap-style:square" o:connectortype="straight" o:gfxdata="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" strokeweight="1pt"/>
+                    <v:shape id="AutoShape 111" o:spid="_x0000_s1032" type="#_x0000_t32" style="position:absolute;left:5430;top:12970;width:375;height:0;visibility:visible;mso-wrap-style:square" o:connectortype="straight" o:gfxdata="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" strokeweight="1pt"/>
+                    <v:shape id="Freeform 112" o:spid="_x0000_s1033" style="position:absolute;left:5727;top:12799;width:140;height:165;visibility:visible;mso-wrap-style:square;v-text-anchor:top" coordsize="140,193" o:gfxdata="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" path="m73,v38,28,21,18,49,32c95,41,,32,61,44v24,16,29,18,57,24c97,75,74,73,53,80v-20,31,34,27,53,29c81,112,70,109,57,129v4,3,7,7,12,8c105,145,140,136,90,153,74,167,65,170,65,193e" filled="f" strokeweight="1pt">
                       <v:path arrowok="t" o:connecttype="custom" o:connectlocs="73,0;122,27;61,38;118,58;53,68;106,93;57,110;69,117;90,131;65,165" o:connectangles="0,0,0,0,0,0,0,0,0,0"/>
                     </v:shape>
                   </v:group>
-                  <v:shape id="Freeform 113" o:spid="_x0000_s1043" style="position:absolute;left:2304;top:10184;width:597;height:1107;visibility:visible;mso-wrap-style:square;v-text-anchor:top" coordsize="597,536" o:gfxdata="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" path="m,536l,,597,e" filled="f">
+                  <v:shape id="Freeform 113" o:spid="_x0000_s1034" style="position:absolute;left:2304;top:10184;width:597;height:1107;visibility:visible;mso-wrap-style:square;v-text-anchor:top" coordsize="597,536" o:gfxdata="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" path="m,536l,,597,e" filled="f">
                     <v:path arrowok="t" o:connecttype="custom" o:connectlocs="0,1107;0,0;597,0" o:connectangles="0,0,0"/>
                   </v:shape>
-                  <v:shape id="Freeform 114" o:spid="_x0000_s1044" style="position:absolute;left:2883;top:10184;width:936;height:536;flip:x;visibility:visible;mso-wrap-style:square;v-text-anchor:top" coordsize="597,536" o:gfxdata="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" path="m,536l,,597,e" filled="f">
+                  <v:shape id="Freeform 114" o:spid="_x0000_s1035" style="position:absolute;left:2883;top:10184;width:936;height:536;flip:x;visibility:visible;mso-wrap-style:square;v-text-anchor:top" coordsize="597,536" o:gfxdata="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" path="m,536l,,597,e" filled="f">
                     <v:path arrowok="t" o:connecttype="custom" o:connectlocs="0,536;0,0;936,0" o:connectangles="0,0,0"/>
                   </v:shape>
-                  <v:shape id="Freeform 115" o:spid="_x0000_s1045" style="position:absolute;left:2310;top:11445;width:597;height:902;flip:y;visibility:visible;mso-wrap-style:square;v-text-anchor:top" coordsize="597,536" o:gfxdata="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" path="m,536l,,597,e" filled="f">
+                  <v:shape id="Freeform 115" o:spid="_x0000_s1036" style="position:absolute;left:2310;top:11445;width:597;height:902;flip:y;visibility:visible;mso-wrap-style:square;v-text-anchor:top" coordsize="597,536" o:gfxdata="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" path="m,536l,,597,e" filled="f">
                     <v:path arrowok="t" o:connecttype="custom" o:connectlocs="0,902;0,0;597,0" o:connectangles="0,0,0"/>
                   </v:shape>
-                  <v:shape id="Freeform 116" o:spid="_x0000_s1046" style="position:absolute;left:2304;top:11561;width:1530;height:786;flip:x y;visibility:visible;mso-wrap-style:square;v-text-anchor:top" coordsize="597,536" o:gfxdata="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" path="m,536l,,597,e" filled="f">
+                  <v:shape id="Freeform 116" o:spid="_x0000_s1037" style="position:absolute;left:2304;top:11561;width:1530;height:786;flip:x y;visibility:visible;mso-wrap-style:square;v-text-anchor:top" coordsize="597,536" o:gfxdata="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" path="m,536l,,597,e" filled="f">
                     <v:path arrowok="t" o:connecttype="custom" o:connectlocs="0,786;0,0;1530,0" o:connectangles="0,0,0"/>
                   </v:shape>
-                  <v:group id="Group 117" o:spid="_x0000_s1047" style="position:absolute;left:3825;top:11302;width:580;height:345" coordorigin="5430,12705" coordsize="580,345" o:gfxdata="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">
-                    <v:oval id="Oval 118" o:spid="_x0000_s1048" style="position:absolute;left:5665;top:12705;width:345;height:345;visibility:visible;mso-wrap-style:square;v-text-anchor:top" o:gfxdata="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" strokeweight="1pt"/>
-                    <v:shape id="AutoShape 119" o:spid="_x0000_s1049" type="#_x0000_t32" style="position:absolute;left:5430;top:12795;width:375;height:0;visibility:visible;mso-wrap-style:square" o:connectortype="straight" o:gfxdata="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" strokeweight="1pt"/>
-                    <v:shape id="AutoShape 120" o:spid="_x0000_s1050" type="#_x0000_t32" style="position:absolute;left:5430;top:12970;width:375;height:0;visibility:visible;mso-wrap-style:square" o:connectortype="straight" o:gfxdata="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" strokeweight="1pt"/>
-                    <v:shape id="Freeform 121" o:spid="_x0000_s1051" style="position:absolute;left:5727;top:12799;width:140;height:165;visibility:visible;mso-wrap-style:square;v-text-anchor:top" coordsize="140,193" o:gfxdata="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" path="m73,v38,28,21,18,49,32c95,41,,32,61,44v24,16,29,18,57,24c97,75,74,73,53,80v-20,31,34,27,53,29c81,112,70,109,57,129v4,3,7,7,12,8c105,145,140,136,90,153,74,167,65,170,65,193e" filled="f" strokeweight="1pt">
+                  <v:group id="Group 117" o:spid="_x0000_s1038" style="position:absolute;left:3825;top:11302;width:580;height:345" coordorigin="5430,12705" coordsize="580,345" o:gfxdata="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">
+                    <v:oval id="Oval 118" o:spid="_x0000_s1039" style="position:absolute;left:5665;top:12705;width:345;height:345;visibility:visible;mso-wrap-style:square;v-text-anchor:top" o:gfxdata="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" strokeweight="1pt"/>
+                    <v:shape id="AutoShape 119" o:spid="_x0000_s1040" type="#_x0000_t32" style="position:absolute;left:5430;top:12795;width:375;height:0;visibility:visible;mso-wrap-style:square" o:connectortype="straight" o:gfxdata="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" strokeweight="1pt"/>
+                    <v:shape id="AutoShape 120" o:spid="_x0000_s1041" type="#_x0000_t32" style="position:absolute;left:5430;top:12970;width:375;height:0;visibility:visible;mso-wrap-style:square" o:connectortype="straight" o:gfxdata="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" strokeweight="1pt"/>
+                    <v:shape id="Freeform 121" o:spid="_x0000_s1042" style="position:absolute;left:5727;top:12799;width:140;height:165;visibility:visible;mso-wrap-style:square;v-text-anchor:top" coordsize="140,193" o:gfxdata="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" path="m73,v38,28,21,18,49,32c95,41,,32,61,44v24,16,29,18,57,24c97,75,74,73,53,80v-20,31,34,27,53,29c81,112,70,109,57,129v4,3,7,7,12,8c105,145,140,136,90,153,74,167,65,170,65,193e" filled="f" strokeweight="1pt">
                       <v:path arrowok="t" o:connecttype="custom" o:connectlocs="73,0;122,27;61,38;118,58;53,68;106,93;57,110;69,117;90,131;65,165" o:connectangles="0,0,0,0,0,0,0,0,0,0"/>
                     </v:shape>
                   </v:group>
-                  <v:group id="Group 124" o:spid="_x0000_s1052" style="position:absolute;left:4948;top:11015;width:580;height:345" coordorigin="5430,12705" coordsize="580,345" o:gfxdata="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">
-                    <v:oval id="Oval 125" o:spid="_x0000_s1053" style="position:absolute;left:5665;top:12705;width:345;height:345;visibility:visible;mso-wrap-style:square;v-text-anchor:top" o:gfxdata="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" strokeweight="1pt"/>
-                    <v:shape id="AutoShape 126" o:spid="_x0000_s1054" type="#_x0000_t32" style="position:absolute;left:5430;top:12795;width:375;height:0;visibility:visible;mso-wrap-style:square" o:connectortype="straight" o:gfxdata="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" strokeweight="1pt"/>
-                    <v:shape id="AutoShape 127" o:spid="_x0000_s1055" type="#_x0000_t32" style="position:absolute;left:5430;top:12970;width:375;height:0;visibility:visible;mso-wrap-style:square" o:connectortype="straight" o:gfxdata="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" strokeweight="1pt"/>
-                    <v:shape id="Freeform 128" o:spid="_x0000_s1056" style="position:absolute;left:5727;top:12799;width:140;height:165;visibility:visible;mso-wrap-style:square;v-text-anchor:top" coordsize="140,193" o:gfxdata="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" path="m73,v38,28,21,18,49,32c95,41,,32,61,44v24,16,29,18,57,24c97,75,74,73,53,80v-20,31,34,27,53,29c81,112,70,109,57,129v4,3,7,7,12,8c105,145,140,136,90,153,74,167,65,170,65,193e" filled="f" strokeweight="1pt">
+                  <v:group id="Group 124" o:spid="_x0000_s1043" style="position:absolute;left:4948;top:11015;width:580;height:345" coordorigin="5430,12705" coordsize="580,345" o:gfxdata="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">
+                    <v:oval id="Oval 125" o:spid="_x0000_s1044" style="position:absolute;left:5665;top:12705;width:345;height:345;visibility:visible;mso-wrap-style:square;v-text-anchor:top" o:gfxdata="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" strokeweight="1pt"/>
+                    <v:shape id="AutoShape 126" o:spid="_x0000_s1045" type="#_x0000_t32" style="position:absolute;left:5430;top:12795;width:375;height:0;visibility:visible;mso-wrap-style:square" o:connectortype="straight" o:gfxdata="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" strokeweight="1pt"/>
+                    <v:shape id="AutoShape 127" o:spid="_x0000_s1046" type="#_x0000_t32" style="position:absolute;left:5430;top:12970;width:375;height:0;visibility:visible;mso-wrap-style:square" o:connectortype="straight" o:gfxdata="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" strokeweight="1pt"/>
+                    <v:shape id="Freeform 128" o:spid="_x0000_s1047" style="position:absolute;left:5727;top:12799;width:140;height:165;visibility:visible;mso-wrap-style:square;v-text-anchor:top" coordsize="140,193" o:gfxdata="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" path="m73,v38,28,21,18,49,32c95,41,,32,61,44v24,16,29,18,57,24c97,75,74,73,53,80v-20,31,34,27,53,29c81,112,70,109,57,129v4,3,7,7,12,8c105,145,140,136,90,153,74,167,65,170,65,193e" filled="f" strokeweight="1pt">
                       <v:path arrowok="t" o:connecttype="custom" o:connectlocs="73,0;122,27;61,38;118,58;53,68;106,93;57,110;69,117;90,131;65,165" o:connectangles="0,0,0,0,0,0,0,0,0,0"/>
                     </v:shape>
                   </v:group>
-                  <v:shape id="Freeform 129" o:spid="_x0000_s1057" style="position:absolute;left:3823;top:10181;width:1125;height:924;flip:x;visibility:visible;mso-wrap-style:square;v-text-anchor:top" coordsize="597,536" o:gfxdata="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" path="m,536l,,597,e" filled="f">
+                  <v:shape id="Freeform 129" o:spid="_x0000_s1048" style="position:absolute;left:3823;top:10181;width:1125;height:924;flip:x;visibility:visible;mso-wrap-style:square;v-text-anchor:top" coordsize="597,536" o:gfxdata="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" path="m,536l,,597,e" filled="f">
                     <v:path arrowok="t" o:connecttype="custom" o:connectlocs="0,924;0,0;1125,0" o:connectangles="0,0,0"/>
                   </v:shape>
-                  <v:shape id="Freeform 130" o:spid="_x0000_s1058" style="position:absolute;left:3433;top:11280;width:1515;height:1064;flip:x y;visibility:visible;mso-wrap-style:square;v-text-anchor:top" coordsize="597,536" o:gfxdata="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" path="m,536l,,597,e" filled="f">
+                  <v:shape id="Freeform 130" o:spid="_x0000_s1049" style="position:absolute;left:3433;top:11280;width:1515;height:1064;flip:x y;visibility:visible;mso-wrap-style:square;v-text-anchor:top" coordsize="597,536" o:gfxdata="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" path="m,536l,,597,e" filled="f">
                     <v:path arrowok="t" o:connecttype="custom" o:connectlocs="0,1064;0,0;1515,0" o:connectangles="0,0,0"/>
                   </v:shape>
                 </v:group>
-                <v:oval id="Oval 134" o:spid="_x0000_s1059" style="position:absolute;left:3798;top:11647;width:72;height:72;visibility:visible;mso-wrap-style:square;v-text-anchor:top" o:gfxdata="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" fillcolor="black [3213]" stroked="f"/>
-                <v:shape id="Text Box 135" o:spid="_x0000_s1060" type="#_x0000_t202" style="position:absolute;left:3433;top:10233;width:499;height:414;visibility:visible;mso-wrap-style:square;v-text-anchor:top" o:gfxdata="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" filled="f" stroked="f">
+                <v:oval id="Oval 134" o:spid="_x0000_s1050" style="position:absolute;left:3798;top:11647;width:72;height:72;visibility:visible;mso-wrap-style:square;v-text-anchor:top" o:gfxdata="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" fillcolor="black [3213]" stroked="f"/>
+                <v:shapetype id="_x0000_t202" coordsize="21600,21600" o:spt="202" path="m,l,21600r21600,l21600,xe">
+                  <v:stroke joinstyle="miter"/>
+                  <v:path gradientshapeok="t" o:connecttype="rect"/>
+                </v:shapetype>
+                <v:shape id="Text Box 135" o:spid="_x0000_s1051" type="#_x0000_t202" style="position:absolute;left:3433;top:10233;width:499;height:414;visibility:visible;mso-wrap-style:square;v-text-anchor:top" o:gfxdata="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" filled="f" stroked="f">
                   <v:textbox>
                     <w:txbxContent>
                       <w:p>
-                        <w:proofErr w:type="gramStart"/>
                         <w:r>
                           <w:t>a</w:t>
                         </w:r>
-                        <w:proofErr w:type="gramEnd"/>
                       </w:p>
                     </w:txbxContent>
                   </v:textbox>
                 </v:shape>
-                <v:oval id="Oval 136" o:spid="_x0000_s1061" style="position:absolute;left:3784;top:11105;width:72;height:72;visibility:visible;mso-wrap-style:square;v-text-anchor:top" o:gfxdata="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" fillcolor="black [3213]" stroked="f"/>
-                <v:oval id="Oval 137" o:spid="_x0000_s1062" style="position:absolute;left:3784;top:10387;width:72;height:72;visibility:visible;mso-wrap-style:square;v-text-anchor:top" o:gfxdata="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" fillcolor="black [3213]" stroked="f"/>
-                <v:oval id="Oval 138" o:spid="_x0000_s1063" style="position:absolute;left:4912;top:10707;width:72;height:72;visibility:visible;mso-wrap-style:square;v-text-anchor:top" o:gfxdata="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" fillcolor="black [3213]" stroked="f"/>
-                <v:oval id="Oval 139" o:spid="_x0000_s1064" style="position:absolute;left:4915;top:11497;width:72;height:72;visibility:visible;mso-wrap-style:square;v-text-anchor:top" o:gfxdata="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" fillcolor="black [3213]" stroked="f"/>
-                <v:shape id="Text Box 140" o:spid="_x0000_s1065" type="#_x0000_t202" style="position:absolute;left:3413;top:10946;width:499;height:414;visibility:visible;mso-wrap-style:square;v-text-anchor:top" o:gfxdata="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" filled="f" stroked="f">
+                <v:oval id="Oval 136" o:spid="_x0000_s1052" style="position:absolute;left:3784;top:11105;width:72;height:72;visibility:visible;mso-wrap-style:square;v-text-anchor:top" o:gfxdata="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" fillcolor="black [3213]" stroked="f"/>
+                <v:oval id="Oval 137" o:spid="_x0000_s1053" style="position:absolute;left:3784;top:10387;width:72;height:72;visibility:visible;mso-wrap-style:square;v-text-anchor:top" o:gfxdata="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" fillcolor="black [3213]" stroked="f"/>
+                <v:oval id="Oval 138" o:spid="_x0000_s1054" style="position:absolute;left:4912;top:10707;width:72;height:72;visibility:visible;mso-wrap-style:square;v-text-anchor:top" o:gfxdata="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" fillcolor="black [3213]" stroked="f"/>
+                <v:oval id="Oval 139" o:spid="_x0000_s1055" style="position:absolute;left:4915;top:11497;width:72;height:72;visibility:visible;mso-wrap-style:square;v-text-anchor:top" o:gfxdata="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" fillcolor="black [3213]" stroked="f"/>
+                <v:shape id="Text Box 140" o:spid="_x0000_s1056" type="#_x0000_t202" style="position:absolute;left:3413;top:10946;width:499;height:414;visibility:visible;mso-wrap-style:square;v-text-anchor:top" o:gfxdata="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" filled="f" stroked="f">
                   <v:textbox>
                     <w:txbxContent>
                       <w:p>
-                        <w:proofErr w:type="gramStart"/>
                         <w:r>
                           <w:t>b</w:t>
                         </w:r>
-                        <w:proofErr w:type="gramEnd"/>
                       </w:p>
                     </w:txbxContent>
                   </v:textbox>
                 </v:shape>
-                <v:shape id="Text Box 141" o:spid="_x0000_s1066" type="#_x0000_t202" style="position:absolute;left:3391;top:11472;width:499;height:414;visibility:visible;mso-wrap-style:square;v-text-anchor:top" o:gfxdata="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" filled="f" stroked="f">
+                <v:shape id="Text Box 141" o:spid="_x0000_s1057" type="#_x0000_t202" style="position:absolute;left:3391;top:11472;width:499;height:414;visibility:visible;mso-wrap-style:square;v-text-anchor:top" o:gfxdata="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" filled="f" stroked="f">
                   <v:textbox>
                     <w:txbxContent>
                       <w:p>
-                        <w:proofErr w:type="gramStart"/>
                         <w:r>
                           <w:t>c</w:t>
                         </w:r>
-                        <w:proofErr w:type="gramEnd"/>
                       </w:p>
                     </w:txbxContent>
                   </v:textbox>
                 </v:shape>
-                <v:shape id="Text Box 142" o:spid="_x0000_s1067" type="#_x0000_t202" style="position:absolute;left:4886;top:11319;width:499;height:414;visibility:visible;mso-wrap-style:square;v-text-anchor:top" o:gfxdata="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" filled="f" stroked="f">
+                <v:shape id="Text Box 142" o:spid="_x0000_s1058" type="#_x0000_t202" style="position:absolute;left:4886;top:11319;width:499;height:414;visibility:visible;mso-wrap-style:square;v-text-anchor:top" o:gfxdata="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" filled="f" stroked="f">
                   <v:textbox>
                     <w:txbxContent>
                       <w:p>
-                        <w:proofErr w:type="gramStart"/>
                         <w:r>
                           <w:t>e</w:t>
                         </w:r>
-                        <w:proofErr w:type="gramEnd"/>
                       </w:p>
                     </w:txbxContent>
                   </v:textbox>
                 </v:shape>
-                <v:shape id="Text Box 143" o:spid="_x0000_s1068" type="#_x0000_t202" style="position:absolute;left:4882;top:10505;width:499;height:414;visibility:visible;mso-wrap-style:square;v-text-anchor:top" o:gfxdata="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" filled="f" stroked="f">
+                <v:shape id="Text Box 143" o:spid="_x0000_s1059" type="#_x0000_t202" style="position:absolute;left:4882;top:10505;width:499;height:414;visibility:visible;mso-wrap-style:square;v-text-anchor:top" o:gfxdata="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" filled="f" stroked="f">
                   <v:textbox>
                     <w:txbxContent>
                       <w:p>
-                        <w:proofErr w:type="gramStart"/>
                         <w:r>
                           <w:t>d</w:t>
                         </w:r>
-                        <w:proofErr w:type="gramEnd"/>
                       </w:p>
                     </w:txbxContent>
                   </v:textbox>
                 </v:shape>
-                <v:shape id="Text Box 144" o:spid="_x0000_s1069" type="#_x0000_t202" style="position:absolute;left:3906;top:11784;width:499;height:470;visibility:visible;mso-wrap-style:square;v-text-anchor:top" o:gfxdata="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" filled="f" stroked="f">
+                <v:shape id="Text Box 144" o:spid="_x0000_s1060" type="#_x0000_t202" style="position:absolute;left:3906;top:11784;width:499;height:470;visibility:visible;mso-wrap-style:square;v-text-anchor:top" o:gfxdata="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" filled="f" stroked="f">
                   <v:textbox>
                     <w:txbxContent>
                       <w:p>
@@ -2497,7 +2371,7 @@
                     </w:txbxContent>
                   </v:textbox>
                 </v:shape>
-                <v:shape id="Text Box 145" o:spid="_x0000_s1070" type="#_x0000_t202" style="position:absolute;left:5029;top:11786;width:499;height:414;visibility:visible;mso-wrap-style:square;v-text-anchor:top" o:gfxdata="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" filled="f" stroked="f">
+                <v:shape id="Text Box 145" o:spid="_x0000_s1061" type="#_x0000_t202" style="position:absolute;left:5029;top:11786;width:499;height:414;visibility:visible;mso-wrap-style:square;v-text-anchor:top" o:gfxdata="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" filled="f" stroked="f">
                   <v:textbox>
                     <w:txbxContent>
                       <w:p>
@@ -2555,6 +2429,334 @@
           </mc:Fallback>
         </mc:AlternateContent>
       </w:r>
+      <w:r>
+        <w:rPr>
+          <w:rFonts w:eastAsiaTheme="minorHAnsi"/>
+          <w:noProof/>
+        </w:rPr>
+        <mc:AlternateContent>
+          <mc:Choice Requires="wpg">
+            <w:drawing>
+              <wp:anchor distT="0" distB="0" distL="114300" distR="114300" simplePos="0" relativeHeight="251658752" behindDoc="0" locked="0" layoutInCell="1" allowOverlap="1" wp14:anchorId="36416F29" wp14:editId="07524E5E">
+                <wp:simplePos x="0" y="0"/>
+                <wp:positionH relativeFrom="column">
+                  <wp:posOffset>2022475</wp:posOffset>
+                </wp:positionH>
+                <wp:positionV relativeFrom="paragraph">
+                  <wp:posOffset>1983105</wp:posOffset>
+                </wp:positionV>
+                <wp:extent cx="297180" cy="271780"/>
+                <wp:effectExtent l="0" t="0" r="0" b="13970"/>
+                <wp:wrapNone/>
+                <wp:docPr id="3" name="Group 3"/>
+                <wp:cNvGraphicFramePr/>
+                <a:graphic xmlns:a="http://schemas.openxmlformats.org/drawingml/2006/main">
+                  <a:graphicData uri="http://schemas.microsoft.com/office/word/2010/wordprocessingGroup">
+                    <wpg:wgp>
+                      <wpg:cNvGrpSpPr/>
+                      <wpg:grpSpPr bwMode="auto">
+                        <a:xfrm>
+                          <a:off x="0" y="0"/>
+                          <a:ext cx="297180" cy="271780"/>
+                          <a:chOff x="0" y="0"/>
+                          <a:chExt cx="468" cy="428"/>
+                        </a:xfrm>
+                      </wpg:grpSpPr>
+                      <wps:wsp>
+                        <wps:cNvPr id="46" name="Oval 46"/>
+                        <wps:cNvSpPr>
+                          <a:spLocks noChangeArrowheads="1"/>
+                        </wps:cNvSpPr>
+                        <wps:spPr bwMode="auto">
+                          <a:xfrm>
+                            <a:off x="74" y="66"/>
+                            <a:ext cx="319" cy="319"/>
+                          </a:xfrm>
+                          <a:prstGeom prst="ellipse">
+                            <a:avLst/>
+                          </a:prstGeom>
+                          <a:solidFill>
+                            <a:schemeClr val="bg1"/>
+                          </a:solidFill>
+                          <a:ln w="9525">
+                            <a:solidFill>
+                              <a:srgbClr val="000000"/>
+                            </a:solidFill>
+                            <a:round/>
+                            <a:headEnd/>
+                            <a:tailEnd/>
+                          </a:ln>
+                        </wps:spPr>
+                        <wps:bodyPr rot="0" vert="horz" wrap="square" lIns="91440" tIns="45720" rIns="91440" bIns="45720" anchor="t" anchorCtr="0" upright="1">
+                          <a:noAutofit/>
+                        </wps:bodyPr>
+                      </wps:wsp>
+                      <wps:wsp>
+                        <wps:cNvPr id="47" name="Text Box 30"/>
+                        <wps:cNvSpPr txBox="1">
+                          <a:spLocks noChangeArrowheads="1"/>
+                        </wps:cNvSpPr>
+                        <wps:spPr bwMode="auto">
+                          <a:xfrm>
+                            <a:off x="0" y="0"/>
+                            <a:ext cx="468" cy="428"/>
+                          </a:xfrm>
+                          <a:prstGeom prst="rect">
+                            <a:avLst/>
+                          </a:prstGeom>
+                          <a:noFill/>
+                          <a:ln>
+                            <a:noFill/>
+                          </a:ln>
+                          <a:extLst>
+                            <a:ext uri="{909E8E84-426E-40DD-AFC4-6F175D3DCCD1}">
+                              <a14:hiddenFill xmlns:a14="http://schemas.microsoft.com/office/drawing/2010/main">
+                                <a:solidFill>
+                                  <a:srgbClr val="FFFFFF"/>
+                                </a:solidFill>
+                              </a14:hiddenFill>
+                            </a:ext>
+                            <a:ext uri="{91240B29-F687-4F45-9708-019B960494DF}">
+                              <a14:hiddenLine xmlns:a14="http://schemas.microsoft.com/office/drawing/2010/main" w="9525">
+                                <a:solidFill>
+                                  <a:srgbClr val="000000"/>
+                                </a:solidFill>
+                                <a:miter lim="800000"/>
+                                <a:headEnd/>
+                                <a:tailEnd/>
+                              </a14:hiddenLine>
+                            </a:ext>
+                          </a:extLst>
+                        </wps:spPr>
+                        <wps:txbx>
+                          <w:txbxContent>
+                            <w:p>
+                              <w:pPr>
+                                <w:jc w:val="center"/>
+                                <w:rPr>
+                                  <w:rFonts w:asciiTheme="minorHAnsi" w:hAnsiTheme="minorHAnsi" w:cstheme="minorHAnsi"/>
+                                </w:rPr>
+                              </w:pPr>
+                              <w:r>
+                                <w:rPr>
+                                  <w:rFonts w:asciiTheme="minorHAnsi" w:hAnsiTheme="minorHAnsi" w:cstheme="minorHAnsi"/>
+                                </w:rPr>
+                                <w:t>A</w:t>
+                              </w:r>
+                            </w:p>
+                          </w:txbxContent>
+                        </wps:txbx>
+                        <wps:bodyPr rot="0" vert="horz" wrap="square" lIns="91440" tIns="0" rIns="91440" bIns="0" anchor="ctr" anchorCtr="0" upright="1">
+                          <a:noAutofit/>
+                        </wps:bodyPr>
+                      </wps:wsp>
+                    </wpg:wgp>
+                  </a:graphicData>
+                </a:graphic>
+                <wp14:sizeRelH relativeFrom="page">
+                  <wp14:pctWidth>0</wp14:pctWidth>
+                </wp14:sizeRelH>
+                <wp14:sizeRelV relativeFrom="margin">
+                  <wp14:pctHeight>0</wp14:pctHeight>
+                </wp14:sizeRelV>
+              </wp:anchor>
+            </w:drawing>
+          </mc:Choice>
+          <mc:Fallback>
+            <w:pict>
+              <v:group id="Group 3" o:spid="_x0000_s1026" style="position:absolute;margin-left:159.25pt;margin-top:156.15pt;width:23.4pt;height:21.4pt;z-index:251658752;mso-height-relative:margin" coordsize="468,428" o:gfxdata="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">
+                <v:oval id="Oval 46" o:spid="_x0000_s1027" style="position:absolute;left:74;top:66;width:319;height:319;visibility:visible;mso-wrap-style:square;v-text-anchor:top" o:gfxdata="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" fillcolor="white [3212]"/>
+                <v:shapetype id="_x0000_t202" coordsize="21600,21600" o:spt="202" path="m,l,21600r21600,l21600,xe">
+                  <v:stroke joinstyle="miter"/>
+                  <v:path gradientshapeok="t" o:connecttype="rect"/>
+                </v:shapetype>
+                <v:shape id="Text Box 30" o:spid="_x0000_s1028" type="#_x0000_t202" style="position:absolute;width:468;height:428;visibility:visible;mso-wrap-style:square;v-text-anchor:middle" o:gfxdata="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" filled="f" stroked="f">
+                  <v:textbox inset=",0,,0">
+                    <w:txbxContent>
+                      <w:p>
+                        <w:pPr>
+                          <w:jc w:val="center"/>
+                          <w:rPr>
+                            <w:rFonts w:asciiTheme="minorHAnsi" w:hAnsiTheme="minorHAnsi" w:cstheme="minorHAnsi"/>
+                          </w:rPr>
+                        </w:pPr>
+                        <w:r>
+                          <w:rPr>
+                            <w:rFonts w:asciiTheme="minorHAnsi" w:hAnsiTheme="minorHAnsi" w:cstheme="minorHAnsi"/>
+                          </w:rPr>
+                          <w:t>A</w:t>
+                        </w:r>
+                      </w:p>
+                    </w:txbxContent>
+                  </v:textbox>
+                </v:shape>
+              </v:group>
+            </w:pict>
+          </mc:Fallback>
+        </mc:AlternateContent>
+      </w:r>
+      <w:r>
+        <w:rPr>
+          <w:rFonts w:eastAsiaTheme="minorHAnsi"/>
+          <w:noProof/>
+        </w:rPr>
+        <mc:AlternateContent>
+          <mc:Choice Requires="wpg">
+            <w:drawing>
+              <wp:anchor distT="0" distB="0" distL="114300" distR="114300" simplePos="0" relativeHeight="251670016" behindDoc="0" locked="0" layoutInCell="1" allowOverlap="1" wp14:anchorId="50F7BF72" wp14:editId="759B098A">
+                <wp:simplePos x="0" y="0"/>
+                <wp:positionH relativeFrom="column">
+                  <wp:posOffset>2731770</wp:posOffset>
+                </wp:positionH>
+                <wp:positionV relativeFrom="paragraph">
+                  <wp:posOffset>1982816</wp:posOffset>
+                </wp:positionV>
+                <wp:extent cx="297180" cy="271780"/>
+                <wp:effectExtent l="0" t="0" r="0" b="13970"/>
+                <wp:wrapNone/>
+                <wp:docPr id="1" name="Group 1"/>
+                <wp:cNvGraphicFramePr/>
+                <a:graphic xmlns:a="http://schemas.openxmlformats.org/drawingml/2006/main">
+                  <a:graphicData uri="http://schemas.microsoft.com/office/word/2010/wordprocessingGroup">
+                    <wpg:wgp>
+                      <wpg:cNvGrpSpPr/>
+                      <wpg:grpSpPr bwMode="auto">
+                        <a:xfrm>
+                          <a:off x="0" y="0"/>
+                          <a:ext cx="297180" cy="271780"/>
+                          <a:chOff x="0" y="0"/>
+                          <a:chExt cx="468" cy="428"/>
+                        </a:xfrm>
+                      </wpg:grpSpPr>
+                      <wps:wsp>
+                        <wps:cNvPr id="2" name="Oval 2"/>
+                        <wps:cNvSpPr>
+                          <a:spLocks noChangeArrowheads="1"/>
+                        </wps:cNvSpPr>
+                        <wps:spPr bwMode="auto">
+                          <a:xfrm>
+                            <a:off x="74" y="66"/>
+                            <a:ext cx="319" cy="319"/>
+                          </a:xfrm>
+                          <a:prstGeom prst="ellipse">
+                            <a:avLst/>
+                          </a:prstGeom>
+                          <a:solidFill>
+                            <a:schemeClr val="bg1"/>
+                          </a:solidFill>
+                          <a:ln w="9525">
+                            <a:solidFill>
+                              <a:srgbClr val="000000"/>
+                            </a:solidFill>
+                            <a:round/>
+                            <a:headEnd/>
+                            <a:tailEnd/>
+                          </a:ln>
+                        </wps:spPr>
+                        <wps:bodyPr rot="0" vert="horz" wrap="square" lIns="91440" tIns="45720" rIns="91440" bIns="45720" anchor="t" anchorCtr="0" upright="1">
+                          <a:noAutofit/>
+                        </wps:bodyPr>
+                      </wps:wsp>
+                      <wps:wsp>
+                        <wps:cNvPr id="4" name="Text Box 30"/>
+                        <wps:cNvSpPr txBox="1">
+                          <a:spLocks noChangeArrowheads="1"/>
+                        </wps:cNvSpPr>
+                        <wps:spPr bwMode="auto">
+                          <a:xfrm>
+                            <a:off x="0" y="0"/>
+                            <a:ext cx="468" cy="428"/>
+                          </a:xfrm>
+                          <a:prstGeom prst="rect">
+                            <a:avLst/>
+                          </a:prstGeom>
+                          <a:noFill/>
+                          <a:ln>
+                            <a:noFill/>
+                          </a:ln>
+                          <a:extLst>
+                            <a:ext uri="{909E8E84-426E-40DD-AFC4-6F175D3DCCD1}">
+                              <a14:hiddenFill xmlns:a14="http://schemas.microsoft.com/office/drawing/2010/main">
+                                <a:solidFill>
+                                  <a:srgbClr val="FFFFFF"/>
+                                </a:solidFill>
+                              </a14:hiddenFill>
+                            </a:ext>
+                            <a:ext uri="{91240B29-F687-4F45-9708-019B960494DF}">
+                              <a14:hiddenLine xmlns:a14="http://schemas.microsoft.com/office/drawing/2010/main" w="9525">
+                                <a:solidFill>
+                                  <a:srgbClr val="000000"/>
+                                </a:solidFill>
+                                <a:miter lim="800000"/>
+                                <a:headEnd/>
+                                <a:tailEnd/>
+                              </a14:hiddenLine>
+                            </a:ext>
+                          </a:extLst>
+                        </wps:spPr>
+                        <wps:txbx>
+                          <w:txbxContent>
+                            <w:p>
+                              <w:pPr>
+                                <w:jc w:val="center"/>
+                                <w:rPr>
+                                  <w:rFonts w:asciiTheme="minorHAnsi" w:hAnsiTheme="minorHAnsi" w:cstheme="minorHAnsi"/>
+                                </w:rPr>
+                              </w:pPr>
+                              <w:r>
+                                <w:rPr>
+                                  <w:rFonts w:asciiTheme="minorHAnsi" w:hAnsiTheme="minorHAnsi" w:cstheme="minorHAnsi"/>
+                                </w:rPr>
+                                <w:t>A</w:t>
+                              </w:r>
+                            </w:p>
+                          </w:txbxContent>
+                        </wps:txbx>
+                        <wps:bodyPr rot="0" vert="horz" wrap="square" lIns="91440" tIns="0" rIns="91440" bIns="0" anchor="ctr" anchorCtr="0" upright="1">
+                          <a:noAutofit/>
+                        </wps:bodyPr>
+                      </wps:wsp>
+                    </wpg:wgp>
+                  </a:graphicData>
+                </a:graphic>
+                <wp14:sizeRelH relativeFrom="page">
+                  <wp14:pctWidth>0</wp14:pctWidth>
+                </wp14:sizeRelH>
+                <wp14:sizeRelV relativeFrom="margin">
+                  <wp14:pctHeight>0</wp14:pctHeight>
+                </wp14:sizeRelV>
+              </wp:anchor>
+            </w:drawing>
+          </mc:Choice>
+          <mc:Fallback>
+            <w:pict>
+              <v:group w14:anchorId="50F7BF72" id="Group 1" o:spid="_x0000_s1065" style="position:absolute;margin-left:215.1pt;margin-top:156.15pt;width:23.4pt;height:21.4pt;z-index:251670016;mso-height-relative:margin" coordsize="468,428" o:gfxdata="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">
+                <v:oval id="Oval 2" o:spid="_x0000_s1066" style="position:absolute;left:74;top:66;width:319;height:319;visibility:visible;mso-wrap-style:square;v-text-anchor:top" o:gfxdata="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" fillcolor="white [3212]"/>
+                <v:shape id="Text Box 30" o:spid="_x0000_s1067" type="#_x0000_t202" style="position:absolute;width:468;height:428;visibility:visible;mso-wrap-style:square;v-text-anchor:middle" o:gfxdata="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" filled="f" stroked="f">
+                  <v:textbox inset=",0,,0">
+                    <w:txbxContent>
+                      <w:p>
+                        <w:pPr>
+                          <w:jc w:val="center"/>
+                          <w:rPr>
+                            <w:rFonts w:asciiTheme="minorHAnsi" w:hAnsiTheme="minorHAnsi" w:cstheme="minorHAnsi"/>
+                          </w:rPr>
+                        </w:pPr>
+                        <w:r>
+                          <w:rPr>
+                            <w:rFonts w:asciiTheme="minorHAnsi" w:hAnsiTheme="minorHAnsi" w:cstheme="minorHAnsi"/>
+                          </w:rPr>
+                          <w:t>A</w:t>
+                        </w:r>
+                      </w:p>
+                    </w:txbxContent>
+                  </v:textbox>
+                </v:shape>
+              </v:group>
+            </w:pict>
+          </mc:Fallback>
+        </mc:AlternateContent>
+      </w:r>
     </w:p>
     <w:sectPr>
       <w:pgSz w:w="12240" w:h="15840"/>
@@ -2566,8 +2768,46 @@
 </w:document>
 </file>
 
+<file path=word/endnotes.xml><?xml version="1.0" encoding="utf-8"?>
+<w:endnotes xmlns:wpc="http://schemas.microsoft.com/office/word/2010/wordprocessingCanvas" xmlns:cx="http://schemas.microsoft.com/office/drawing/2014/chartex" xmlns:cx1="http://schemas.microsoft.com/office/drawing/2015/9/8/chartex" xmlns:cx2="http://schemas.microsoft.com/office/drawing/2015/10/21/chartex" xmlns:cx3="http://schemas.microsoft.com/office/drawing/2016/5/9/chartex" xmlns:cx4="http://schemas.microsoft.com/office/drawing/2016/5/10/chartex" xmlns:cx5="http://schemas.microsoft.com/office/drawing/2016/5/11/chartex" xmlns:cx6="http://schemas.microsoft.com/office/drawing/2016/5/12/chartex" xmlns:cx7="http://schemas.microsoft.com/office/drawing/2016/5/13/chartex" xmlns:cx8="http://schemas.microsoft.com/office/drawing/2016/5/14/chartex" xmlns:mc="http://schemas.openxmlformats.org/markup-compatibility/2006" xmlns:aink="http://schemas.microsoft.com/office/drawing/2016/ink" xmlns:am3d="http://schemas.microsoft.com/office/drawing/2017/model3d" xmlns:o="urn:schemas-microsoft-com:office:office" xmlns:oel="http://schemas.microsoft.com/office/2019/extlst" xmlns:r="http://schemas.openxmlformats.org/officeDocument/2006/relationships" xmlns:m="http://schemas.openxmlformats.org/officeDocument/2006/math" xmlns:v="urn:schemas-microsoft-com:vml" xmlns:wp14="http://schemas.microsoft.com/office/word/2010/wordprocessingDrawing" xmlns:wp="http://schemas.openxmlformats.org/drawingml/2006/wordprocessingDrawing" xmlns:w10="urn:schemas-microsoft-com:office:word" xmlns:w="http://schemas.openxmlformats.org/wordprocessingml/2006/main" xmlns:w14="http://schemas.microsoft.com/office/word/2010/wordml" xmlns:w15="http://schemas.microsoft.com/office/word/2012/wordml" xmlns:w16cex="http://schemas.microsoft.com/office/word/2018/wordml/cex" xmlns:w16cid="http://schemas.microsoft.com/office/word/2016/wordml/cid" xmlns:w16="http://schemas.microsoft.com/office/word/2018/wordml" xmlns:w16du="http://schemas.microsoft.com/office/word/2023/wordml/word16du" xmlns:w16sdtdh="http://schemas.microsoft.com/office/word/2020/wordml/sdtdatahash" xmlns:w16sdtfl="http://schemas.microsoft.com/office/word/2024/wordml/sdtformatlock" xmlns:w16se="http://schemas.microsoft.com/office/word/2015/wordml/symex" xmlns:wpg="http://schemas.microsoft.com/office/word/2010/wordprocessingGroup" xmlns:wpi="http://schemas.microsoft.com/office/word/2010/wordprocessingInk" xmlns:wne="http://schemas.microsoft.com/office/word/2006/wordml" xmlns:wps="http://schemas.microsoft.com/office/word/2010/wordprocessingShape" mc:Ignorable="w14 w15 w16se w16cid w16 w16cex w16sdtdh w16sdtfl w16du wp14">
+  <w:endnote w:type="separator" w:id="-1">
+    <w:p>
+      <w:r>
+        <w:separator/>
+      </w:r>
+    </w:p>
+  </w:endnote>
+  <w:endnote w:type="continuationSeparator" w:id="0">
+    <w:p>
+      <w:r>
+        <w:continuationSeparator/>
+      </w:r>
+    </w:p>
+  </w:endnote>
+</w:endnotes>
+</file>
+
+<file path=word/footnotes.xml><?xml version="1.0" encoding="utf-8"?>
+<w:footnotes xmlns:wpc="http://schemas.microsoft.com/office/word/2010/wordprocessingCanvas" xmlns:cx="http://schemas.microsoft.com/office/drawing/2014/chartex" xmlns:cx1="http://schemas.microsoft.com/office/drawing/2015/9/8/chartex" xmlns:cx2="http://schemas.microsoft.com/office/drawing/2015/10/21/chartex" xmlns:cx3="http://schemas.microsoft.com/office/drawing/2016/5/9/chartex" xmlns:cx4="http://schemas.microsoft.com/office/drawing/2016/5/10/chartex" xmlns:cx5="http://schemas.microsoft.com/office/drawing/2016/5/11/chartex" xmlns:cx6="http://schemas.microsoft.com/office/drawing/2016/5/12/chartex" xmlns:cx7="http://schemas.microsoft.com/office/drawing/2016/5/13/chartex" xmlns:cx8="http://schemas.microsoft.com/office/drawing/2016/5/14/chartex" xmlns:mc="http://schemas.openxmlformats.org/markup-compatibility/2006" xmlns:aink="http://schemas.microsoft.com/office/drawing/2016/ink" xmlns:am3d="http://schemas.microsoft.com/office/drawing/2017/model3d" xmlns:o="urn:schemas-microsoft-com:office:office" xmlns:oel="http://schemas.microsoft.com/office/2019/extlst" xmlns:r="http://schemas.openxmlformats.org/officeDocument/2006/relationships" xmlns:m="http://schemas.openxmlformats.org/officeDocument/2006/math" xmlns:v="urn:schemas-microsoft-com:vml" xmlns:wp14="http://schemas.microsoft.com/office/word/2010/wordprocessingDrawing" xmlns:wp="http://schemas.openxmlformats.org/drawingml/2006/wordprocessingDrawing" xmlns:w10="urn:schemas-microsoft-com:office:word" xmlns:w="http://schemas.openxmlformats.org/wordprocessingml/2006/main" xmlns:w14="http://schemas.microsoft.com/office/word/2010/wordml" xmlns:w15="http://schemas.microsoft.com/office/word/2012/wordml" xmlns:w16cex="http://schemas.microsoft.com/office/word/2018/wordml/cex" xmlns:w16cid="http://schemas.microsoft.com/office/word/2016/wordml/cid" xmlns:w16="http://schemas.microsoft.com/office/word/2018/wordml" xmlns:w16du="http://schemas.microsoft.com/office/word/2023/wordml/word16du" xmlns:w16sdtdh="http://schemas.microsoft.com/office/word/2020/wordml/sdtdatahash" xmlns:w16sdtfl="http://schemas.microsoft.com/office/word/2024/wordml/sdtformatlock" xmlns:w16se="http://schemas.microsoft.com/office/word/2015/wordml/symex" xmlns:wpg="http://schemas.microsoft.com/office/word/2010/wordprocessingGroup" xmlns:wpi="http://schemas.microsoft.com/office/word/2010/wordprocessingInk" xmlns:wne="http://schemas.microsoft.com/office/word/2006/wordml" xmlns:wps="http://schemas.microsoft.com/office/word/2010/wordprocessingShape" mc:Ignorable="w14 w15 w16se w16cid w16 w16cex w16sdtdh w16sdtfl w16du wp14">
+  <w:footnote w:type="separator" w:id="-1">
+    <w:p>
+      <w:r>
+        <w:separator/>
+      </w:r>
+    </w:p>
+  </w:footnote>
+  <w:footnote w:type="continuationSeparator" w:id="0">
+    <w:p>
+      <w:r>
+        <w:continuationSeparator/>
+      </w:r>
+    </w:p>
+  </w:footnote>
+</w:footnotes>
+</file>
+
 <file path=word/styles.xml><?xml version="1.0" encoding="utf-8"?>
-<w:styles xmlns:mc="http://schemas.openxmlformats.org/markup-compatibility/2006" xmlns:r="http://schemas.openxmlformats.org/officeDocument/2006/relationships" xmlns:w="http://schemas.openxmlformats.org/wordprocessingml/2006/main" xmlns:w14="http://schemas.microsoft.com/office/word/2010/wordml" xmlns:w15="http://schemas.microsoft.com/office/word/2012/wordml" xmlns:w16se="http://schemas.microsoft.com/office/word/2015/wordml/symex" mc:Ignorable="w14 w15 w16se">
+<w:styles xmlns:mc="http://schemas.openxmlformats.org/markup-compatibility/2006" xmlns:r="http://schemas.openxmlformats.org/officeDocument/2006/relationships" xmlns:w="http://schemas.openxmlformats.org/wordprocessingml/2006/main" xmlns:w14="http://schemas.microsoft.com/office/word/2010/wordml" xmlns:w15="http://schemas.microsoft.com/office/word/2012/wordml" xmlns:w16cex="http://schemas.microsoft.com/office/word/2018/wordml/cex" xmlns:w16cid="http://schemas.microsoft.com/office/word/2016/wordml/cid" xmlns:w16="http://schemas.microsoft.com/office/word/2018/wordml" xmlns:w16du="http://schemas.microsoft.com/office/word/2023/wordml/word16du" xmlns:w16sdtdh="http://schemas.microsoft.com/office/word/2020/wordml/sdtdatahash" xmlns:w16sdtfl="http://schemas.microsoft.com/office/word/2024/wordml/sdtformatlock" xmlns:w16se="http://schemas.microsoft.com/office/word/2015/wordml/symex" mc:Ignorable="w14 w15 w16se w16cid w16 w16cex w16sdtdh w16sdtfl w16du">
   <w:docDefaults>
     <w:rPrDefault>
       <w:rPr>
@@ -2583,7 +2823,7 @@
       </w:pPr>
     </w:pPrDefault>
   </w:docDefaults>
-  <w:latentStyles w:defLockedState="0" w:defUIPriority="99" w:defSemiHidden="0" w:defUnhideWhenUsed="0" w:defQFormat="0" w:count="371">
+  <w:latentStyles w:defLockedState="0" w:defUIPriority="99" w:defSemiHidden="0" w:defUnhideWhenUsed="0" w:defQFormat="0" w:count="376">
     <w:lsdException w:name="Normal" w:uiPriority="0" w:qFormat="1"/>
     <w:lsdException w:name="heading 1" w:uiPriority="9" w:qFormat="1"/>
     <w:lsdException w:name="heading 2" w:semiHidden="1" w:uiPriority="9" w:unhideWhenUsed="1" w:qFormat="1"/>
@@ -2955,6 +3195,11 @@
     <w:lsdException w:name="List Table 5 Dark Accent 6" w:uiPriority="50"/>
     <w:lsdException w:name="List Table 6 Colorful Accent 6" w:uiPriority="51"/>
     <w:lsdException w:name="List Table 7 Colorful Accent 6" w:uiPriority="52"/>
+    <w:lsdException w:name="Mention" w:semiHidden="1" w:unhideWhenUsed="1"/>
+    <w:lsdException w:name="Smart Hyperlink" w:semiHidden="1" w:unhideWhenUsed="1"/>
+    <w:lsdException w:name="Hashtag" w:semiHidden="1" w:unhideWhenUsed="1"/>
+    <w:lsdException w:name="Unresolved Mention" w:semiHidden="1" w:unhideWhenUsed="1"/>
+    <w:lsdException w:name="Smart Link" w:semiHidden="1" w:unhideWhenUsed="1"/>
   </w:latentStyles>
   <w:style w:type="paragraph" w:default="1" w:styleId="Normal">
     <w:name w:val="Normal"/>
@@ -3021,6 +3266,58 @@
       <w:rFonts w:ascii="Tahoma" w:eastAsia="Times New Roman" w:hAnsi="Tahoma" w:cs="Tahoma"/>
       <w:sz w:val="16"/>
       <w:szCs w:val="16"/>
+    </w:rPr>
+  </w:style>
+  <w:style w:type="paragraph" w:styleId="Header">
+    <w:name w:val="header"/>
+    <w:basedOn w:val="Normal"/>
+    <w:link w:val="HeaderChar"/>
+    <w:uiPriority w:val="99"/>
+    <w:unhideWhenUsed/>
+    <w:rsid w:val="00291531"/>
+    <w:pPr>
+      <w:tabs>
+        <w:tab w:val="center" w:pos="4680"/>
+        <w:tab w:val="right" w:pos="9360"/>
+      </w:tabs>
+    </w:pPr>
+  </w:style>
+  <w:style w:type="character" w:customStyle="1" w:styleId="HeaderChar">
+    <w:name w:val="Header Char"/>
+    <w:basedOn w:val="DefaultParagraphFont"/>
+    <w:link w:val="Header"/>
+    <w:uiPriority w:val="99"/>
+    <w:rsid w:val="00291531"/>
+    <w:rPr>
+      <w:rFonts w:ascii="Times New Roman" w:eastAsia="Times New Roman" w:hAnsi="Times New Roman" w:cs="Times New Roman"/>
+      <w:sz w:val="24"/>
+      <w:szCs w:val="24"/>
+    </w:rPr>
+  </w:style>
+  <w:style w:type="paragraph" w:styleId="Footer">
+    <w:name w:val="footer"/>
+    <w:basedOn w:val="Normal"/>
+    <w:link w:val="FooterChar"/>
+    <w:uiPriority w:val="99"/>
+    <w:unhideWhenUsed/>
+    <w:rsid w:val="00291531"/>
+    <w:pPr>
+      <w:tabs>
+        <w:tab w:val="center" w:pos="4680"/>
+        <w:tab w:val="right" w:pos="9360"/>
+      </w:tabs>
+    </w:pPr>
+  </w:style>
+  <w:style w:type="character" w:customStyle="1" w:styleId="FooterChar">
+    <w:name w:val="Footer Char"/>
+    <w:basedOn w:val="DefaultParagraphFont"/>
+    <w:link w:val="Footer"/>
+    <w:uiPriority w:val="99"/>
+    <w:rsid w:val="00291531"/>
+    <w:rPr>
+      <w:rFonts w:ascii="Times New Roman" w:eastAsia="Times New Roman" w:hAnsi="Times New Roman" w:cs="Times New Roman"/>
+      <w:sz w:val="24"/>
+      <w:szCs w:val="24"/>
     </w:rPr>
   </w:style>
 </w:styles>
